--- a/assets/docs/이지선 입사지원서.docx
+++ b/assets/docs/이지선 입사지원서.docx
@@ -811,25 +811,32 @@
                   <w:sz w:val="16"/>
                   <w:szCs w:val="16"/>
                 </w:rPr>
-                <w:t>https://github.com/junes-lie/Wicked.git</w:t>
+                <w:t>https://junes-lie.github.io/</w:t>
               </w:r>
-            </w:hyperlink>
-            <w:r>
-              <w:rPr>
-                <w:rFonts w:hint="eastAsia"/>
-                <w:sz w:val="16"/>
-                <w:szCs w:val="16"/>
-              </w:rPr>
-              <w:t xml:space="preserve">, </w:t>
-            </w:r>
-            <w:hyperlink r:id="rId9" w:history="1">
+              <w:r>
+                <w:rPr>
+                  <w:rStyle w:val="a5"/>
+                  <w:rFonts w:hint="eastAsia"/>
+                  <w:sz w:val="16"/>
+                  <w:szCs w:val="16"/>
+                </w:rPr>
+                <w:t>portfolio</w:t>
+              </w:r>
               <w:r>
                 <w:rPr>
                   <w:rStyle w:val="a5"/>
                   <w:sz w:val="16"/>
                   <w:szCs w:val="16"/>
                 </w:rPr>
-                <w:t>http://ekgud.dothome.co.kr/</w:t>
+                <w:t>/</w:t>
+              </w:r>
+              <w:r>
+                <w:rPr>
+                  <w:rStyle w:val="a5"/>
+                  <w:sz w:val="16"/>
+                  <w:szCs w:val="16"/>
+                </w:rPr>
+                <w:t>index.html</w:t>
               </w:r>
             </w:hyperlink>
           </w:p>
@@ -2378,7 +2385,7 @@
                 <w:szCs w:val="16"/>
               </w:rPr>
             </w:pPr>
-            <w:hyperlink r:id="rId10" w:history="1">
+            <w:hyperlink r:id="rId9" w:history="1">
               <w:r>
                 <w:rPr>
                   <w:rStyle w:val="a5"/>
@@ -2773,7 +2780,7 @@
                 <w:szCs w:val="16"/>
               </w:rPr>
             </w:pPr>
-            <w:hyperlink r:id="rId11" w:history="1">
+            <w:hyperlink r:id="rId10" w:history="1">
               <w:r>
                 <w:rPr>
                   <w:rStyle w:val="a5"/>
@@ -3091,20 +3098,32 @@
                 <w:szCs w:val="16"/>
               </w:rPr>
             </w:pPr>
-            <w:r>
-              <w:rPr>
-                <w:sz w:val="16"/>
-                <w:szCs w:val="16"/>
-              </w:rPr>
-              <w:t>https://junes-lie.github.io/Wicked/index.htm</w:t>
-            </w:r>
-            <w:r>
-              <w:rPr>
-                <w:sz w:val="16"/>
-                <w:szCs w:val="16"/>
-              </w:rPr>
-              <w:t>l</w:t>
-            </w:r>
+            <w:hyperlink r:id="rId11" w:history="1">
+              <w:r>
+                <w:rPr>
+                  <w:rStyle w:val="a5"/>
+                  <w:sz w:val="16"/>
+                  <w:szCs w:val="16"/>
+                </w:rPr>
+                <w:t>https://junes-lie.github.io/</w:t>
+              </w:r>
+              <w:r>
+                <w:rPr>
+                  <w:rStyle w:val="a5"/>
+                  <w:sz w:val="16"/>
+                  <w:szCs w:val="16"/>
+                </w:rPr>
+                <w:t>W</w:t>
+              </w:r>
+              <w:r>
+                <w:rPr>
+                  <w:rStyle w:val="a5"/>
+                  <w:sz w:val="16"/>
+                  <w:szCs w:val="16"/>
+                </w:rPr>
+                <w:t>icked/index.html</w:t>
+              </w:r>
+            </w:hyperlink>
           </w:p>
         </w:tc>
         <w:tc>
@@ -6007,7 +6026,7 @@
             <w:pPr>
               <w:jc w:val="left"/>
               <w:rPr>
-                <w:rFonts w:asciiTheme="majorHAnsi" w:eastAsiaTheme="majorHAnsi" w:hAnsiTheme="majorHAnsi" w:cs="Segoe UI" w:hint="eastAsia"/>
+                <w:rFonts w:asciiTheme="majorHAnsi" w:eastAsiaTheme="majorHAnsi" w:hAnsiTheme="majorHAnsi" w:cs="Segoe UI"/>
                 <w:color w:val="000000"/>
                 <w:sz w:val="21"/>
                 <w:szCs w:val="21"/>
@@ -6069,7 +6088,7 @@
             <w:pPr>
               <w:jc w:val="left"/>
               <w:rPr>
-                <w:rFonts w:asciiTheme="majorHAnsi" w:eastAsiaTheme="majorHAnsi" w:hAnsiTheme="majorHAnsi" w:cs="Segoe UI" w:hint="eastAsia"/>
+                <w:rFonts w:asciiTheme="majorHAnsi" w:eastAsiaTheme="majorHAnsi" w:hAnsiTheme="majorHAnsi" w:cs="Segoe UI"/>
                 <w:b/>
                 <w:bCs/>
                 <w:color w:val="000000"/>
@@ -6084,7 +6103,7 @@
               <w:ind w:leftChars="100" w:left="200" w:firstLineChars="100" w:firstLine="210"/>
               <w:jc w:val="left"/>
               <w:rPr>
-                <w:rFonts w:asciiTheme="majorHAnsi" w:eastAsiaTheme="majorHAnsi" w:hAnsiTheme="majorHAnsi" w:cs="Segoe UI" w:hint="eastAsia"/>
+                <w:rFonts w:asciiTheme="majorHAnsi" w:eastAsiaTheme="majorHAnsi" w:hAnsiTheme="majorHAnsi" w:cs="Segoe UI"/>
                 <w:color w:val="000000"/>
                 <w:sz w:val="21"/>
                 <w:szCs w:val="21"/>
@@ -6117,7 +6136,7 @@
               <w:ind w:leftChars="100" w:left="200" w:firstLineChars="100" w:firstLine="210"/>
               <w:jc w:val="left"/>
               <w:rPr>
-                <w:rFonts w:asciiTheme="majorHAnsi" w:eastAsiaTheme="majorHAnsi" w:hAnsiTheme="majorHAnsi" w:cs="Segoe UI" w:hint="eastAsia"/>
+                <w:rFonts w:asciiTheme="majorHAnsi" w:eastAsiaTheme="majorHAnsi" w:hAnsiTheme="majorHAnsi" w:cs="Segoe UI"/>
                 <w:color w:val="000000"/>
                 <w:sz w:val="21"/>
                 <w:szCs w:val="21"/>
@@ -6303,7 +6322,7 @@
             <w:pPr>
               <w:jc w:val="left"/>
               <w:rPr>
-                <w:rFonts w:asciiTheme="majorHAnsi" w:eastAsiaTheme="majorHAnsi" w:hAnsiTheme="majorHAnsi" w:cs="Segoe UI" w:hint="eastAsia"/>
+                <w:rFonts w:asciiTheme="majorHAnsi" w:eastAsiaTheme="majorHAnsi" w:hAnsiTheme="majorHAnsi" w:cs="Segoe UI"/>
                 <w:b/>
                 <w:bCs/>
                 <w:color w:val="000000"/>
@@ -6381,7 +6400,7 @@
               <w:ind w:leftChars="100" w:left="200" w:firstLineChars="100" w:firstLine="210"/>
               <w:jc w:val="left"/>
               <w:rPr>
-                <w:rFonts w:asciiTheme="majorHAnsi" w:eastAsiaTheme="majorHAnsi" w:hAnsiTheme="majorHAnsi" w:cs="Segoe UI" w:hint="eastAsia"/>
+                <w:rFonts w:asciiTheme="majorHAnsi" w:eastAsiaTheme="majorHAnsi" w:hAnsiTheme="majorHAnsi" w:cs="Segoe UI"/>
                 <w:color w:val="000000"/>
                 <w:sz w:val="21"/>
                 <w:szCs w:val="21"/>
@@ -6510,7 +6529,7 @@
             <w:pPr>
               <w:jc w:val="left"/>
               <w:rPr>
-                <w:rFonts w:asciiTheme="majorHAnsi" w:eastAsiaTheme="majorHAnsi" w:hAnsiTheme="majorHAnsi" w:cs="Segoe UI" w:hint="eastAsia"/>
+                <w:rFonts w:asciiTheme="majorHAnsi" w:eastAsiaTheme="majorHAnsi" w:hAnsiTheme="majorHAnsi" w:cs="Segoe UI"/>
                 <w:b/>
                 <w:bCs/>
                 <w:color w:val="000000"/>
@@ -6562,7 +6581,7 @@
             <w:pPr>
               <w:jc w:val="left"/>
               <w:rPr>
-                <w:rFonts w:asciiTheme="majorHAnsi" w:eastAsiaTheme="majorHAnsi" w:hAnsiTheme="majorHAnsi" w:cs="Segoe UI" w:hint="eastAsia"/>
+                <w:rFonts w:asciiTheme="majorHAnsi" w:eastAsiaTheme="majorHAnsi" w:hAnsiTheme="majorHAnsi" w:cs="Segoe UI"/>
                 <w:color w:val="000000"/>
                 <w:sz w:val="21"/>
                 <w:szCs w:val="21"/>
@@ -6718,7 +6737,7 @@
               <w:ind w:leftChars="100" w:left="200" w:firstLineChars="100" w:firstLine="210"/>
               <w:jc w:val="left"/>
               <w:rPr>
-                <w:rFonts w:asciiTheme="majorHAnsi" w:eastAsiaTheme="majorHAnsi" w:hAnsiTheme="majorHAnsi" w:cs="Segoe UI" w:hint="eastAsia"/>
+                <w:rFonts w:asciiTheme="majorHAnsi" w:eastAsiaTheme="majorHAnsi" w:hAnsiTheme="majorHAnsi" w:cs="Segoe UI"/>
                 <w:color w:val="000000"/>
                 <w:sz w:val="21"/>
                 <w:szCs w:val="21"/>
@@ -6750,7 +6769,7 @@
             <w:pPr>
               <w:jc w:val="left"/>
               <w:rPr>
-                <w:rFonts w:ascii="Segoe UI" w:hAnsi="Segoe UI" w:cs="Segoe UI" w:hint="eastAsia"/>
+                <w:rFonts w:ascii="Segoe UI" w:hAnsi="Segoe UI" w:cs="Segoe UI"/>
                 <w:color w:val="000000"/>
                 <w:sz w:val="16"/>
                 <w:szCs w:val="16"/>
